--- a/Examples/Data/Golds/ReportingEngine.InsertDocumentDynamicallyWithAdditionalTemplateChecking Gold.docx
+++ b/Examples/Data/Golds/ReportingEngine.InsertDocumentDynamicallyWithAdditionalTemplateChecking Gold.docx
@@ -1,12 +1,13 @@
 
 <file path=word/document.xml><?xml version="1.0" encoding="utf-8"?>
 <w:document xmlns:ve="http://schemas.openxmlformats.org/markup-compatibility/2006" xmlns:o="urn:schemas-microsoft-com:office:office" xmlns:r="http://schemas.openxmlformats.org/officeDocument/2006/relationships" xmlns:m="http://schemas.openxmlformats.org/officeDocument/2006/math" xmlns:v="urn:schemas-microsoft-com:vml" xmlns:wp="http://schemas.openxmlformats.org/drawingml/2006/wordprocessingDrawing" xmlns:w10="urn:schemas-microsoft-com:office:word" xmlns:w="http://schemas.openxmlformats.org/wordprocessingml/2006/main" xmlns:wne="http://schemas.microsoft.com/office/word/2006/wordml">
-  <!-- Generated by Aspose.Words for .NET 18.10 -->
+  <!-- Generated by Aspose.Words for Java 26.3.0 -->
   <w:body>
     <w:tbl>
       <w:tblPr>
         <w:tblStyle w:val="Codesnippettable"/>
-        <w:tblW w:w="0" w:type="auto"/>
+        <w:tblpPr w:leftFromText="180" w:rightFromText="180" w:vertAnchor="text" w:horzAnchor="margin" w:tblpY="106"/>
+        <w:tblW w:w="9345" w:type="dxa"/>
         <w:tblLayout w:type="fixed"/>
         <w:tblLook w:val="04A0"/>
       </w:tblPr>
@@ -17,7 +18,7 @@
       </w:tblGrid>
       <w:tr>
         <w:tblPrEx>
-          <w:tblW w:w="0" w:type="auto"/>
+          <w:tblW w:w="9345" w:type="dxa"/>
           <w:tblLayout w:type="fixed"/>
           <w:tblLook w:val="04A0"/>
         </w:tblPrEx>
@@ -45,6 +46,15 @@
               </w:rPr>
               <w:t>Client</w:t>
             </w:r>
+            <w:r>
+              <w:rPr>
+                <w:rFonts w:asciiTheme="minorHAnsi" w:hAnsiTheme="minorHAnsi"/>
+                <w:b w:val="0"/>
+                <w:color w:val="auto"/>
+                <w:lang w:val="en-US"/>
+              </w:rPr>
+              <w:t xml:space="preserve"> </w:t>
+            </w:r>
           </w:p>
         </w:tc>
         <w:tc>
@@ -102,7 +112,7 @@
       </w:tr>
       <w:tr>
         <w:tblPrEx>
-          <w:tblW w:w="0" w:type="auto"/>
+          <w:tblW w:w="9345" w:type="dxa"/>
           <w:tblLayout w:type="fixed"/>
           <w:tblLook w:val="04A0"/>
         </w:tblPrEx>
@@ -196,7 +206,7 @@
       </w:tr>
       <w:tr>
         <w:tblPrEx>
-          <w:tblW w:w="0" w:type="auto"/>
+          <w:tblW w:w="9345" w:type="dxa"/>
           <w:tblLayout w:type="fixed"/>
           <w:tblLook w:val="04A0"/>
         </w:tblPrEx>
@@ -290,7 +300,7 @@
       </w:tr>
       <w:tr>
         <w:tblPrEx>
-          <w:tblW w:w="0" w:type="auto"/>
+          <w:tblW w:w="9345" w:type="dxa"/>
           <w:tblLayout w:type="fixed"/>
           <w:tblLook w:val="04A0"/>
         </w:tblPrEx>
@@ -384,7 +394,7 @@
       </w:tr>
       <w:tr>
         <w:tblPrEx>
-          <w:tblW w:w="0" w:type="auto"/>
+          <w:tblW w:w="9345" w:type="dxa"/>
           <w:tblLayout w:type="fixed"/>
           <w:tblLook w:val="04A0"/>
         </w:tblPrEx>
@@ -478,7 +488,7 @@
       </w:tr>
       <w:tr>
         <w:tblPrEx>
-          <w:tblW w:w="0" w:type="auto"/>
+          <w:tblW w:w="9345" w:type="dxa"/>
           <w:tblLayout w:type="fixed"/>
           <w:tblLook w:val="04A0"/>
         </w:tblPrEx>
@@ -572,7 +582,7 @@
       </w:tr>
       <w:tr>
         <w:tblPrEx>
-          <w:tblW w:w="0" w:type="auto"/>
+          <w:tblW w:w="9345" w:type="dxa"/>
           <w:tblLayout w:type="fixed"/>
           <w:tblLook w:val="04A0"/>
         </w:tblPrEx>
@@ -666,7 +676,7 @@
       </w:tr>
       <w:tr>
         <w:tblPrEx>
-          <w:tblW w:w="0" w:type="auto"/>
+          <w:tblW w:w="9345" w:type="dxa"/>
           <w:tblLayout w:type="fixed"/>
           <w:tblLook w:val="04A0"/>
         </w:tblPrEx>
@@ -760,7 +770,7 @@
       </w:tr>
       <w:tr>
         <w:tblPrEx>
-          <w:tblW w:w="0" w:type="auto"/>
+          <w:tblW w:w="9345" w:type="dxa"/>
           <w:tblLayout w:type="fixed"/>
           <w:tblLook w:val="04A0"/>
         </w:tblPrEx>
@@ -854,7 +864,7 @@
       </w:tr>
       <w:tr>
         <w:tblPrEx>
-          <w:tblW w:w="0" w:type="auto"/>
+          <w:tblW w:w="9345" w:type="dxa"/>
           <w:tblLayout w:type="fixed"/>
           <w:tblLook w:val="04A0"/>
         </w:tblPrEx>
@@ -948,7 +958,7 @@
       </w:tr>
       <w:tr>
         <w:tblPrEx>
-          <w:tblW w:w="0" w:type="auto"/>
+          <w:tblW w:w="9345" w:type="dxa"/>
           <w:tblLayout w:type="fixed"/>
           <w:tblLook w:val="04A0"/>
         </w:tblPrEx>
@@ -1007,6 +1017,13 @@
         </w:tc>
       </w:tr>
     </w:tbl>
+    <w:p>
+      <w:pPr>
+        <w:rPr>
+          <w:lang w:val="en-US"/>
+        </w:rPr>
+      </w:pPr>
+    </w:p>
     <w:p>
       <w:pPr>
         <w:rPr>
@@ -1204,7 +1221,7 @@
       <w:color w:val="7F7F7F" w:themeColor="text1" w:themeTint="80"/>
       <w:sz w:val="22"/>
       <w:szCs w:val="22"/>
-      <w:lang w:val="ru-RU" w:eastAsia="en-US" w:bidi="ar-SA"/>
+      <w:lang w:val="ru-RU"/>
     </w:rPr>
     <w:tblPr>
       <w:tblBorders>
